--- a/fuentes/08120000_CF02_CFA.docx
+++ b/fuentes/08120000_CF02_CFA.docx
@@ -3214,7 +3214,13 @@
     </w:p>
     <w:p>
       <w:r>
-        <w:t>Los códigos de barras se clasifican según su estructura, capacidad de almacenamiento y aplicación en los diferentes procesos comerciales, industriales y logísticos. Cada tipo responde a necesidades específicas de identificación y captura de datos, permitiendo optimizar la trazabilidad, el control de inventarios, la gestión documental y la verificación de mercancías despacho.</w:t>
+        <w:t xml:space="preserve">Los códigos de barras se clasifican según su estructura, capacidad de almacenamiento y aplicación en los diferentes procesos comerciales, industriales y logísticos. Cada tipo responde a necesidades específicas de identificación y captura de datos, permitiendo optimizar la trazabilidad, el control de inventarios, la gestión documental y la verificación de mercancías </w:t>
+      </w:r>
+      <w:r>
+        <w:t xml:space="preserve">en </w:t>
+      </w:r>
+      <w:r>
+        <w:t>despacho.</w:t>
       </w:r>
     </w:p>
     <w:p>
@@ -5104,7 +5110,13 @@
     </w:p>
     <w:p>
       <w:r>
-        <w:t>La guía de ruta es un documento utilizado para planificar, controlar y hacer seguimiento al recorrido de las mercancías durante su transporte y entrega. Contiene información relacionada con el origen, destino, productos transportados, responsable de la entrega y observaciones de la operación. Este documento facilita la coordinación entre las áreas de almacenamiento, transporte y distribución, permitiendo verificar el cumplimiento de las entregas y mantener la trazabilidad de la mercancía. Generalmente una guía de ruta incluye:</w:t>
+        <w:t>La guía de ruta es un documento utilizado para planificar, controlar y hacer seguimiento al recorrido de las mercancías durante su transporte y entrega. Contiene información relacionada con el origen, destino, productos transportados, responsable de la entrega y observaciones de la operación. Este documento facilita la coordinación entre las áreas de almacenamiento, transporte y distribución, permitiendo verificar el cumplimiento de las entregas y mantener la trazabilidad de la mercancía. Generalmente</w:t>
+      </w:r>
+      <w:r>
+        <w:t>,</w:t>
+      </w:r>
+      <w:r>
+        <w:t xml:space="preserve"> una guía de ruta incluye:</w:t>
       </w:r>
     </w:p>
     <w:p>
@@ -5794,7 +5806,16 @@
         <w:ind w:left="1416" w:firstLine="1"/>
       </w:pPr>
       <w:r>
-        <w:t>Ejemplo: revisar que los pallets no presenten daños antes de iniciar el descargue.</w:t>
+        <w:t xml:space="preserve">Ejemplo: revisar que los </w:t>
+      </w:r>
+      <w:r>
+        <w:rPr>
+          <w:rStyle w:val="Extranjerismo"/>
+        </w:rPr>
+        <w:t>pallets</w:t>
+      </w:r>
+      <w:r>
+        <w:t xml:space="preserve"> no presenten daños antes de iniciar el descargue.</w:t>
       </w:r>
     </w:p>
     <w:p>
@@ -8172,7 +8193,7 @@
     <w:p>
       <w:pPr>
         <w:pStyle w:val="Titulosgenerales"/>
-        <w:ind w:left="-360"/>
+        <w:ind w:left="-360" w:firstLine="360"/>
         <w:rPr>
           <w:u w:val="single"/>
         </w:rPr>
@@ -8434,7 +8455,13 @@
         <w:t>: s</w:t>
       </w:r>
       <w:r>
-        <w:t>ecuencia de pasos establecidos para operar correctamente un equipo logístico garantizando la seguridad del personal y de las mercancías.</w:t>
+        <w:t>ecuencia de pasos establecidos para operar correctamente un equipo logístico</w:t>
+      </w:r>
+      <w:r>
+        <w:t>,</w:t>
+      </w:r>
+      <w:r>
+        <w:t xml:space="preserve"> garantizando la seguridad del personal y de las mercancías.</w:t>
       </w:r>
     </w:p>
     <w:p>
@@ -8633,22 +8660,9 @@
       </w:hyperlink>
     </w:p>
     <w:p>
-      <w:proofErr w:type="spellStart"/>
       <w:r>
         <w:lastRenderedPageBreak/>
-        <w:t>Womack</w:t>
-      </w:r>
-      <w:proofErr w:type="spellEnd"/>
-      <w:r>
-        <w:t xml:space="preserve">, J. P., Jones, D. T., &amp; </w:t>
-      </w:r>
-      <w:proofErr w:type="spellStart"/>
-      <w:r>
-        <w:t>Roos</w:t>
-      </w:r>
-      <w:proofErr w:type="spellEnd"/>
-      <w:r>
-        <w:t>, D. (2007). La máquina que cambió el mundo. McGraw-Hill Interamericana.</w:t>
+        <w:t>Womack, J. P., Jones, D. T., &amp; Roos, D. (2007). La máquina que cambió el mundo. McGraw-Hill Interamericana.</w:t>
       </w:r>
     </w:p>
     <w:p/>
@@ -9168,19 +9182,8 @@
                 <w:szCs w:val="28"/>
                 <w:lang w:val="es-CO"/>
               </w:rPr>
-              <w:t xml:space="preserve">full </w:t>
-            </w:r>
-            <w:proofErr w:type="spellStart"/>
-            <w:r>
-              <w:rPr>
-                <w:rStyle w:val="Extranjerismo"/>
-                <w:sz w:val="28"/>
-                <w:szCs w:val="28"/>
-                <w:lang w:val="es-CO"/>
-              </w:rPr>
-              <w:t>stack</w:t>
-            </w:r>
-            <w:proofErr w:type="spellEnd"/>
+              <w:t>full stack</w:t>
+            </w:r>
           </w:p>
         </w:tc>
         <w:tc>
@@ -16175,10 +16178,6 @@
 </file>
 
 <file path=customXml/item1.xml><?xml version="1.0" encoding="utf-8"?>
-<b:Sources xmlns:b="http://schemas.openxmlformats.org/officeDocument/2006/bibliography" xmlns="http://schemas.openxmlformats.org/officeDocument/2006/bibliography" SelectedStyle="\APASixthEditionOfficeOnline.xsl" StyleName="APA" Version="6"/>
-</file>
-
-<file path=customXml/item2.xml><?xml version="1.0" encoding="utf-8"?>
 <ct:contentTypeSchema xmlns:ct="http://schemas.microsoft.com/office/2006/metadata/contentType" xmlns:ma="http://schemas.microsoft.com/office/2006/metadata/properties/metaAttributes" ct:_="" ma:_="" ma:contentTypeName="Documento" ma:contentTypeID="0x01010005252A1EF3BD024F856B47B579AB5244" ma:contentTypeVersion="12" ma:contentTypeDescription="Crear nuevo documento." ma:contentTypeScope="" ma:versionID="32d0e18b85ac20c34eab62df21c0cf58">
   <xsd:schema xmlns:xsd="http://www.w3.org/2001/XMLSchema" xmlns:xs="http://www.w3.org/2001/XMLSchema" xmlns:p="http://schemas.microsoft.com/office/2006/metadata/properties" xmlns:ns2="42760c81-fd8e-4d59-8953-7cdb9f38b14f" xmlns:ns3="67a0edcd-0de5-43ed-8c27-e32f38a00c91" targetNamespace="http://schemas.microsoft.com/office/2006/metadata/properties" ma:root="true" ma:fieldsID="cc2c149e99f10870fd5bc3964e5386d3" ns2:_="" ns3:_="">
     <xsd:import namespace="42760c81-fd8e-4d59-8953-7cdb9f38b14f"/>
@@ -16379,7 +16378,20 @@
 </ct:contentTypeSchema>
 </file>
 
+<file path=customXml/item2.xml><?xml version="1.0" encoding="utf-8"?>
+<b:Sources xmlns:b="http://schemas.openxmlformats.org/officeDocument/2006/bibliography" xmlns="http://schemas.openxmlformats.org/officeDocument/2006/bibliography" SelectedStyle="\APASixthEditionOfficeOnline.xsl" StyleName="APA" Version="6"/>
+</file>
+
 <file path=customXml/item3.xml><?xml version="1.0" encoding="utf-8"?>
+<?mso-contentType ?>
+<FormTemplates xmlns="http://schemas.microsoft.com/sharepoint/v3/contenttype/forms">
+  <Display>DocumentLibraryForm</Display>
+  <Edit>DocumentLibraryForm</Edit>
+  <New>DocumentLibraryForm</New>
+</FormTemplates>
+</file>
+
+<file path=customXml/item4.xml><?xml version="1.0" encoding="utf-8"?>
 <p:properties xmlns:p="http://schemas.microsoft.com/office/2006/metadata/properties" xmlns:xsi="http://www.w3.org/2001/XMLSchema-instance" xmlns:pc="http://schemas.microsoft.com/office/infopath/2007/PartnerControls">
   <documentManagement>
     <TaxCatchAll xmlns="67a0edcd-0de5-43ed-8c27-e32f38a00c91" xsi:nil="true"/>
@@ -16390,24 +16402,7 @@
 </p:properties>
 </file>
 
-<file path=customXml/item4.xml><?xml version="1.0" encoding="utf-8"?>
-<?mso-contentType ?>
-<FormTemplates xmlns="http://schemas.microsoft.com/sharepoint/v3/contenttype/forms">
-  <Display>DocumentLibraryForm</Display>
-  <Edit>DocumentLibraryForm</Edit>
-  <New>DocumentLibraryForm</New>
-</FormTemplates>
-</file>
-
 <file path=customXml/itemProps1.xml><?xml version="1.0" encoding="utf-8"?>
-<ds:datastoreItem xmlns:ds="http://schemas.openxmlformats.org/officeDocument/2006/customXml" ds:itemID="{EAE431FD-7059-4C09-804B-C9D69EB7B213}">
-  <ds:schemaRefs>
-    <ds:schemaRef ds:uri="http://schemas.openxmlformats.org/officeDocument/2006/bibliography"/>
-  </ds:schemaRefs>
-</ds:datastoreItem>
-</file>
-
-<file path=customXml/itemProps2.xml><?xml version="1.0" encoding="utf-8"?>
 <ds:datastoreItem xmlns:ds="http://schemas.openxmlformats.org/officeDocument/2006/customXml" ds:itemID="{D55B3367-010C-4CDD-9162-6BBD75CF7CF5}">
   <ds:schemaRefs>
     <ds:schemaRef ds:uri="http://schemas.microsoft.com/office/2006/metadata/contentType"/>
@@ -16426,7 +16421,23 @@
 </ds:datastoreItem>
 </file>
 
+<file path=customXml/itemProps2.xml><?xml version="1.0" encoding="utf-8"?>
+<ds:datastoreItem xmlns:ds="http://schemas.openxmlformats.org/officeDocument/2006/customXml" ds:itemID="{EAE431FD-7059-4C09-804B-C9D69EB7B213}">
+  <ds:schemaRefs>
+    <ds:schemaRef ds:uri="http://schemas.openxmlformats.org/officeDocument/2006/bibliography"/>
+  </ds:schemaRefs>
+</ds:datastoreItem>
+</file>
+
 <file path=customXml/itemProps3.xml><?xml version="1.0" encoding="utf-8"?>
+<ds:datastoreItem xmlns:ds="http://schemas.openxmlformats.org/officeDocument/2006/customXml" ds:itemID="{10663269-2064-4804-8290-36D4A57F5557}">
+  <ds:schemaRefs>
+    <ds:schemaRef ds:uri="http://schemas.microsoft.com/sharepoint/v3/contenttype/forms"/>
+  </ds:schemaRefs>
+</ds:datastoreItem>
+</file>
+
+<file path=customXml/itemProps4.xml><?xml version="1.0" encoding="utf-8"?>
 <ds:datastoreItem xmlns:ds="http://schemas.openxmlformats.org/officeDocument/2006/customXml" ds:itemID="{1279454D-02BE-4A9C-A117-DCD1573E2608}">
   <ds:schemaRefs>
     <ds:schemaRef ds:uri="http://schemas.microsoft.com/office/2006/metadata/properties"/>
@@ -16435,12 +16446,4 @@
     <ds:schemaRef ds:uri="42760c81-fd8e-4d59-8953-7cdb9f38b14f"/>
   </ds:schemaRefs>
 </ds:datastoreItem>
-</file>
-
-<file path=customXml/itemProps4.xml><?xml version="1.0" encoding="utf-8"?>
-<ds:datastoreItem xmlns:ds="http://schemas.openxmlformats.org/officeDocument/2006/customXml" ds:itemID="{10663269-2064-4804-8290-36D4A57F5557}">
-  <ds:schemaRefs>
-    <ds:schemaRef ds:uri="http://schemas.microsoft.com/sharepoint/v3/contenttype/forms"/>
-  </ds:schemaRefs>
-</ds:datastoreItem>
 </file>